--- a/知了诊所-产品方案-终版.docx
+++ b/知了诊所-产品方案-终版.docx
@@ -11009,7 +11009,7 @@
                 <w:color w:val="1A1A1A"/>
                 <w:sz w:val="19"/>
               </w:rPr>
-              <w:t>不能宣称的</w:t>
+              <w:t>边界与口径</w:t>
             </w:r>
           </w:p>
         </w:tc>
@@ -11029,7 +11029,7 @@
                 <w:color w:val="1A1A1A"/>
                 <w:sz w:val="19"/>
               </w:rPr>
-              <w:t>不宣称同时满足两个赛道；不宣称使用知乎官方数据接口；不宣称健康与理财类目能力</w:t>
+              <w:t>单赛道参赛（知识炼金场），不兼报；已接入 developer.zhihu.com 数据开放平台的站内检索 API（Bearer 鉴权 + X-Request-Timestamp 时间戳，含额度处理），分歧地图按观点聚类出争议；健康与理财类目不在能力范围内。</w:t>
             </w:r>
           </w:p>
         </w:tc>
